--- a/prosedurler/EMS.QA.TL.02.02. Broken Needle Replacement Instruction.docx
+++ b/prosedurler/EMS.QA.TL.02.02. Broken Needle Replacement Instruction.docx
@@ -2189,69 +2189,6 @@
                 <w:color w:val="000000"/>
                 <w:lang w:val="en-GB" w:eastAsia="en-GB"/>
               </w:rPr>
-              <w:drawing>
-                <wp:anchor distT="0" distB="0" distL="114300" distR="114300" simplePos="0" relativeHeight="251658240" behindDoc="0" locked="0" layoutInCell="1" allowOverlap="1" wp14:anchorId="168E1990" wp14:editId="230A926C">
-                  <wp:simplePos x="0" y="0"/>
-                  <wp:positionH relativeFrom="column">
-                    <wp:posOffset>-143510</wp:posOffset>
-                  </wp:positionH>
-                  <wp:positionV relativeFrom="paragraph">
-                    <wp:posOffset>153670</wp:posOffset>
-                  </wp:positionV>
-                  <wp:extent cx="1569720" cy="1046480"/>
-                  <wp:effectExtent l="0" t="0" r="0" b="0"/>
-                  <wp:wrapNone/>
-                  <wp:docPr id="1968470152" name="Resim 1"/>
-                  <wp:cNvGraphicFramePr>
-                    <a:graphicFrameLocks xmlns:a="http://schemas.openxmlformats.org/drawingml/2006/main" noChangeAspect="1"/>
-                  </wp:cNvGraphicFramePr>
-                  <a:graphic xmlns:a="http://schemas.openxmlformats.org/drawingml/2006/main">
-                    <a:graphicData uri="http://schemas.openxmlformats.org/drawingml/2006/picture">
-                      <pic:pic xmlns:pic="http://schemas.openxmlformats.org/drawingml/2006/picture">
-                        <pic:nvPicPr>
-                          <pic:cNvPr id="1968470152" name="Resim 1968470152"/>
-                          <pic:cNvPicPr/>
-                        </pic:nvPicPr>
-                        <pic:blipFill>
-                          <a:blip r:embed="rId9" cstate="print">
-                            <a:extLst>
-                              <a:ext uri="{28A0092B-C50C-407E-A947-70E740481C1C}">
-                                <a14:useLocalDpi xmlns:a14="http://schemas.microsoft.com/office/drawing/2010/main" val="0"/>
-                              </a:ext>
-                            </a:extLst>
-                          </a:blip>
-                          <a:stretch>
-                            <a:fillRect/>
-                          </a:stretch>
-                        </pic:blipFill>
-                        <pic:spPr>
-                          <a:xfrm>
-                            <a:off x="0" y="0"/>
-                            <a:ext cx="1569720" cy="1046480"/>
-                          </a:xfrm>
-                          <a:prstGeom prst="rect">
-                            <a:avLst/>
-                          </a:prstGeom>
-                        </pic:spPr>
-                      </pic:pic>
-                    </a:graphicData>
-                  </a:graphic>
-                  <wp14:sizeRelH relativeFrom="page">
-                    <wp14:pctWidth>0</wp14:pctWidth>
-                  </wp14:sizeRelH>
-                  <wp14:sizeRelV relativeFrom="page">
-                    <wp14:pctHeight>0</wp14:pctHeight>
-                  </wp14:sizeRelV>
-                </wp:anchor>
-              </w:drawing>
-            </w:r>
-            <w:r>
-              <w:rPr>
-                <w:rFonts w:ascii="Calibri" w:eastAsia="Times New Roman" w:hAnsi="Calibri" w:cs="Calibri"/>
-                <w:noProof/>
-                <w:color w:val="000000"/>
-                <w:lang w:val="en-GB" w:eastAsia="en-GB"/>
-              </w:rPr>
               <w:t>Kalite Güvence Müdürü</w:t>
             </w:r>
           </w:p>
@@ -2292,7 +2229,7 @@
                 <w:szCs w:val="18"/>
                 <w:lang w:val="en-GB" w:eastAsia="en-GB"/>
               </w:rPr>
-              <w:t>ABDULLAH BAYDOGAN</w:t>
+              <w:t>ABDULLAH BAYDOĞAN</w:t>
             </w:r>
           </w:p>
         </w:tc>
@@ -2464,7 +2401,7 @@
               <w:bottom w:val="single" w:sz="4" w:space="0" w:color="auto"/>
               <w:right w:val="single" w:sz="4" w:space="0" w:color="auto"/>
             </w:tcBorders>
-            <w:vAlign w:val="bottom"/>
+            <w:vAlign w:val="center"/>
           </w:tcPr>
           <w:p>
             <w:pPr>
@@ -2477,6 +2414,43 @@
                 <w:lang w:val="en-GB" w:eastAsia="en-GB"/>
               </w:rPr>
             </w:pPr>
+            <w:r>
+              <w:drawing>
+                <wp:inline distT="0" distB="0" distL="0" distR="0">
+                  <wp:extent cx="659218" cy="566928"/>
+                  <wp:effectExtent l="0" t="0" r="0" b="0"/>
+                  <wp:docPr id="900102" name="Imza Ali Kaan Genc"/>
+                  <wp:cNvGraphicFramePr>
+                    <a:graphicFrameLocks xmlns:a="http://schemas.openxmlformats.org/drawingml/2006/main" noChangeAspect="1"/>
+                  </wp:cNvGraphicFramePr>
+                  <a:graphic xmlns:a="http://schemas.openxmlformats.org/drawingml/2006/main">
+                    <a:graphicData uri="http://schemas.openxmlformats.org/drawingml/2006/picture">
+                      <pic:pic xmlns:pic="http://schemas.openxmlformats.org/drawingml/2006/picture">
+                        <pic:nvPicPr>
+                          <pic:cNvPr id="900102" name="Imza Ali Kaan Genc"/>
+                          <pic:cNvPicPr/>
+                        </pic:nvPicPr>
+                        <pic:blipFill>
+                          <a:blip r:embed="sigAliKaan"/>
+                          <a:stretch>
+                            <a:fillRect/>
+                          </a:stretch>
+                        </pic:blipFill>
+                        <pic:spPr>
+                          <a:xfrm>
+                            <a:off x="0" y="0"/>
+                            <a:ext cx="659218" cy="566928"/>
+                          </a:xfrm>
+                          <a:prstGeom prst="rect">
+                            <a:avLst/>
+                          </a:prstGeom>
+                        </pic:spPr>
+                      </pic:pic>
+                    </a:graphicData>
+                  </a:graphic>
+                </wp:inline>
+              </w:drawing>
+            </w:r>
           </w:p>
         </w:tc>
         <w:tc>
@@ -2514,7 +2488,7 @@
               <w:bottom w:val="single" w:sz="4" w:space="0" w:color="auto"/>
               <w:right w:val="single" w:sz="4" w:space="0" w:color="auto"/>
             </w:tcBorders>
-            <w:vAlign w:val="bottom"/>
+            <w:vAlign w:val="center"/>
           </w:tcPr>
           <w:p>
             <w:pPr>
@@ -2527,6 +2501,43 @@
                 <w:lang w:val="en-GB" w:eastAsia="en-GB"/>
               </w:rPr>
             </w:pPr>
+            <w:r>
+              <w:drawing>
+                <wp:inline distT="0" distB="0" distL="0" distR="0">
+                  <wp:extent cx="850392" cy="566928"/>
+                  <wp:effectExtent l="0" t="0" r="0" b="0"/>
+                  <wp:docPr id="900104" name="Imza Abdullah Baydogan"/>
+                  <wp:cNvGraphicFramePr>
+                    <a:graphicFrameLocks xmlns:a="http://schemas.openxmlformats.org/drawingml/2006/main" noChangeAspect="1"/>
+                  </wp:cNvGraphicFramePr>
+                  <a:graphic xmlns:a="http://schemas.openxmlformats.org/drawingml/2006/main">
+                    <a:graphicData uri="http://schemas.openxmlformats.org/drawingml/2006/picture">
+                      <pic:pic xmlns:pic="http://schemas.openxmlformats.org/drawingml/2006/picture">
+                        <pic:nvPicPr>
+                          <pic:cNvPr id="900104" name="Imza Abdullah Baydogan"/>
+                          <pic:cNvPicPr/>
+                        </pic:nvPicPr>
+                        <pic:blipFill>
+                          <a:blip r:embed="rId9"/>
+                          <a:stretch>
+                            <a:fillRect/>
+                          </a:stretch>
+                        </pic:blipFill>
+                        <pic:spPr>
+                          <a:xfrm>
+                            <a:off x="0" y="0"/>
+                            <a:ext cx="850392" cy="566928"/>
+                          </a:xfrm>
+                          <a:prstGeom prst="rect">
+                            <a:avLst/>
+                          </a:prstGeom>
+                        </pic:spPr>
+                      </pic:pic>
+                    </a:graphicData>
+                  </a:graphic>
+                </wp:inline>
+              </w:drawing>
+            </w:r>
           </w:p>
         </w:tc>
         <w:tc>
@@ -2564,7 +2575,7 @@
               <w:bottom w:val="single" w:sz="4" w:space="0" w:color="auto"/>
               <w:right w:val="single" w:sz="4" w:space="0" w:color="auto"/>
             </w:tcBorders>
-            <w:vAlign w:val="bottom"/>
+            <w:vAlign w:val="center"/>
           </w:tcPr>
           <w:p>
             <w:pPr>
@@ -2577,6 +2588,43 @@
                 <w:lang w:val="en-GB" w:eastAsia="en-GB"/>
               </w:rPr>
             </w:pPr>
+            <w:r>
+              <w:drawing>
+                <wp:inline distT="0" distB="0" distL="0" distR="0">
+                  <wp:extent cx="944879" cy="566928"/>
+                  <wp:effectExtent l="0" t="0" r="0" b="0"/>
+                  <wp:docPr id="900106" name="Imza Fatih Salbars"/>
+                  <wp:cNvGraphicFramePr>
+                    <a:graphicFrameLocks xmlns:a="http://schemas.openxmlformats.org/drawingml/2006/main" noChangeAspect="1"/>
+                  </wp:cNvGraphicFramePr>
+                  <a:graphic xmlns:a="http://schemas.openxmlformats.org/drawingml/2006/main">
+                    <a:graphicData uri="http://schemas.openxmlformats.org/drawingml/2006/picture">
+                      <pic:pic xmlns:pic="http://schemas.openxmlformats.org/drawingml/2006/picture">
+                        <pic:nvPicPr>
+                          <pic:cNvPr id="900106" name="Imza Fatih Salbars"/>
+                          <pic:cNvPicPr/>
+                        </pic:nvPicPr>
+                        <pic:blipFill>
+                          <a:blip r:embed="sigFatih"/>
+                          <a:stretch>
+                            <a:fillRect/>
+                          </a:stretch>
+                        </pic:blipFill>
+                        <pic:spPr>
+                          <a:xfrm>
+                            <a:off x="0" y="0"/>
+                            <a:ext cx="944879" cy="566928"/>
+                          </a:xfrm>
+                          <a:prstGeom prst="rect">
+                            <a:avLst/>
+                          </a:prstGeom>
+                        </pic:spPr>
+                      </pic:pic>
+                    </a:graphicData>
+                  </a:graphic>
+                </wp:inline>
+              </w:drawing>
+            </w:r>
           </w:p>
         </w:tc>
       </w:tr>

--- a/prosedurler/EMS.QA.TL.02.02. Broken Needle Replacement Instruction.docx
+++ b/prosedurler/EMS.QA.TL.02.02. Broken Needle Replacement Instruction.docx
@@ -32,7 +32,7 @@
           <w:sz w:val="24"/>
           <w:szCs w:val="24"/>
         </w:rPr>
-        <w:t xml:space="preserve">This instruction describes what a sewing, overlock, flatlock, button or embroidery machine operator and the needle controller must do when a needle breaks, so that no needle fragment remains in a garment and every new needle is issued only against the old one.</w:t>
+        <w:t xml:space="preserve">This instruction describes what a sewing, overlock, flatlock, button or embroidery machine operator and the needle controller must do when a needle breaks, and how the broken needle is recovered and recorded (QMS instruction TLM-DIK-04), so that no needle fragment remains in a garment and every new needle is issued only against the old one at Eroglu Knitting (EMS).</w:t>
       </w:r>
     </w:p>
     <w:p>
@@ -73,7 +73,7 @@
           <w:sz w:val="24"/>
           <w:szCs w:val="24"/>
         </w:rPr>
-        <w:t xml:space="preserve">It applies to all machines using needles in the sewing, embroidery, button/snap and sample sections of EMS, and to hand needles used in finishing.</w:t>
+        <w:t xml:space="preserve">It applies to all machines using needles in the sewing, embroidery, button/snap and sample sections of EMS, to hand needles used in finishing, and to all operators, supervisors, needle controllers, QC inspectors and maintenance staff involved in a needle breakage.</w:t>
       </w:r>
     </w:p>
     <w:p>
@@ -166,7 +166,7 @@
           <w:sz w:val="24"/>
           <w:szCs w:val="24"/>
         </w:rPr>
-        <w:t xml:space="preserve"> Searches for all fragments, completes the broken needle record and issues the new needle on a one-for-one basis.</w:t>
+        <w:t xml:space="preserve"> Searches for all fragments, completes the broken needle record, issues the new needle on a one-for-one basis and counts the needles at the start and end of each shift.</w:t>
       </w:r>
     </w:p>
     <w:p>
@@ -200,7 +200,7 @@
           <w:sz w:val="24"/>
           <w:szCs w:val="24"/>
         </w:rPr>
-        <w:t xml:space="preserve"> Checks the garment and work area with the hand-held metal detector when a fragment is missing.</w:t>
+        <w:t xml:space="preserve"> Checks the garment, the bundle and the work area with the hand-held metal detector when a fragment is missing.</w:t>
       </w:r>
     </w:p>
     <w:p>
@@ -226,6 +226,40 @@
           <w:sz w:val="24"/>
           <w:szCs w:val="24"/>
         </w:rPr>
+        <w:t xml:space="preserve">Maintenance:</w:t>
+      </w:r>
+      <w:r>
+        <w:rPr>
+          <w:rFonts w:ascii="Calibri" w:hAnsi="Calibri" w:cs="Arial"/>
+          <w:sz w:val="24"/>
+          <w:szCs w:val="24"/>
+        </w:rPr>
+        <w:t xml:space="preserve"> Checks the machine after repeated breakage and corrects the cause (timing, needle bar, hook).</w:t>
+      </w:r>
+    </w:p>
+    <w:p>
+      <w:pPr>
+        <w:pStyle w:val="ListeParagraf"/>
+        <w:spacing w:after="80"/>
+        <w:ind w:left="709" w:right="0"/>
+        <w:jc w:val="both"/>
+      </w:pPr>
+      <w:r>
+        <w:rPr>
+          <w:rFonts w:ascii="Calibri" w:hAnsi="Calibri" w:cs="Arial"/>
+          <w:sz w:val="24"/>
+          <w:szCs w:val="24"/>
+        </w:rPr>
+        <w:t xml:space="preserve">• </w:t>
+      </w:r>
+      <w:r>
+        <w:rPr>
+          <w:rFonts w:ascii="Calibri" w:hAnsi="Calibri" w:cs="Arial"/>
+          <w:b/>
+          <w:bCs/>
+          <w:sz w:val="24"/>
+          <w:szCs w:val="24"/>
+        </w:rPr>
         <w:t xml:space="preserve">QA Manager:</w:t>
       </w:r>
       <w:r>
@@ -234,7 +268,41 @@
           <w:sz w:val="24"/>
           <w:szCs w:val="24"/>
         </w:rPr>
-        <w:t xml:space="preserve"> Reviews the broken needle records and approves the release of any garment held for a missing fragment.</w:t>
+        <w:t xml:space="preserve"> Reviews the broken needle records, approves the release of any garment held for a missing fragment, and manages the DOP (CAPA) process.</w:t>
+      </w:r>
+    </w:p>
+    <w:p>
+      <w:pPr>
+        <w:pStyle w:val="ListeParagraf"/>
+        <w:spacing w:after="80"/>
+        <w:ind w:left="709" w:right="0"/>
+        <w:jc w:val="both"/>
+      </w:pPr>
+      <w:r>
+        <w:rPr>
+          <w:rFonts w:ascii="Calibri" w:hAnsi="Calibri" w:cs="Arial"/>
+          <w:sz w:val="24"/>
+          <w:szCs w:val="24"/>
+        </w:rPr>
+        <w:t xml:space="preserve">• </w:t>
+      </w:r>
+      <w:r>
+        <w:rPr>
+          <w:rFonts w:ascii="Calibri" w:hAnsi="Calibri" w:cs="Arial"/>
+          <w:b/>
+          <w:bCs/>
+          <w:sz w:val="24"/>
+          <w:szCs w:val="24"/>
+        </w:rPr>
+        <w:t xml:space="preserve">Sewing Manager:</w:t>
+      </w:r>
+      <w:r>
+        <w:rPr>
+          <w:rFonts w:ascii="Calibri" w:hAnsi="Calibri" w:cs="Arial"/>
+          <w:sz w:val="24"/>
+          <w:szCs w:val="24"/>
+        </w:rPr>
+        <w:t xml:space="preserve"> Ensures that the rules are applied on all lines and that the needle box is held by an authorised person.</w:t>
       </w:r>
     </w:p>
     <w:p>
@@ -337,6 +405,74 @@
         <w:ind w:left="709" w:right="0"/>
         <w:jc w:val="both"/>
       </w:pPr>
+      <w:r>
+        <w:rPr>
+          <w:rFonts w:ascii="Calibri" w:hAnsi="Calibri" w:cs="Arial"/>
+          <w:sz w:val="24"/>
+          <w:szCs w:val="24"/>
+        </w:rPr>
+        <w:t xml:space="preserve">• </w:t>
+      </w:r>
+      <w:r>
+        <w:rPr>
+          <w:rFonts w:ascii="Calibri" w:hAnsi="Calibri" w:cs="Arial"/>
+          <w:b/>
+          <w:bCs/>
+          <w:sz w:val="24"/>
+          <w:szCs w:val="24"/>
+        </w:rPr>
+        <w:t xml:space="preserve">Quarantine – Metal Box:</w:t>
+      </w:r>
+      <w:r>
+        <w:rPr>
+          <w:rFonts w:ascii="Calibri" w:hAnsi="Calibri" w:cs="Arial"/>
+          <w:sz w:val="24"/>
+          <w:szCs w:val="24"/>
+        </w:rPr>
+        <w:t xml:space="preserve"> The red locked box in which garments with a missing needle fragment are kept until a decision is made.</w:t>
+      </w:r>
+    </w:p>
+    <w:p>
+      <w:pPr>
+        <w:pStyle w:val="ListeParagraf"/>
+        <w:spacing w:after="80"/>
+        <w:ind w:left="709" w:right="0"/>
+        <w:jc w:val="both"/>
+      </w:pPr>
+      <w:r>
+        <w:rPr>
+          <w:rFonts w:ascii="Calibri" w:hAnsi="Calibri" w:cs="Arial"/>
+          <w:sz w:val="24"/>
+          <w:szCs w:val="24"/>
+        </w:rPr>
+        <w:t xml:space="preserve">• </w:t>
+      </w:r>
+      <w:r>
+        <w:rPr>
+          <w:rFonts w:ascii="Calibri" w:hAnsi="Calibri" w:cs="Arial"/>
+          <w:b/>
+          <w:bCs/>
+          <w:sz w:val="24"/>
+          <w:szCs w:val="24"/>
+        </w:rPr>
+        <w:t xml:space="preserve">DOP (CAPA):</w:t>
+      </w:r>
+      <w:r>
+        <w:rPr>
+          <w:rFonts w:ascii="Calibri" w:hAnsi="Calibri" w:cs="Arial"/>
+          <w:sz w:val="24"/>
+          <w:szCs w:val="24"/>
+        </w:rPr>
+        <w:t xml:space="preserve"> Corrective and preventive action.</w:t>
+      </w:r>
+    </w:p>
+    <w:p>
+      <w:pPr>
+        <w:pStyle w:val="ListeParagraf"/>
+        <w:spacing w:after="80"/>
+        <w:ind w:left="709" w:right="0"/>
+        <w:jc w:val="both"/>
+      </w:pPr>
     </w:p>
     <w:p>
       <w:pPr>
@@ -401,7 +537,23 @@
           <w:sz w:val="24"/>
           <w:szCs w:val="24"/>
         </w:rPr>
-        <w:t xml:space="preserve">1.2. Needles are stored only in the locked needle box held by the needle controller.</w:t>
+        <w:t xml:space="preserve">1.2. Needles are stored only in the locked needle box held by the needle controller; each needle is issued against a record, and the needle count is made at the start and end of each shift.</w:t>
+      </w:r>
+    </w:p>
+    <w:p>
+      <w:pPr>
+        <w:pStyle w:val="ListeParagraf"/>
+        <w:spacing w:after="80"/>
+        <w:ind w:left="709" w:right="0"/>
+        <w:jc w:val="both"/>
+      </w:pPr>
+      <w:r>
+        <w:rPr>
+          <w:rFonts w:ascii="Calibri" w:hAnsi="Calibri" w:cs="Arial"/>
+          <w:sz w:val="24"/>
+          <w:szCs w:val="24"/>
+        </w:rPr>
+        <w:t xml:space="preserve">1.3. The metal detector used for finished garments is verified with the test piece at the start of each shift (see PRS-UTU-03).</w:t>
       </w:r>
     </w:p>
     <w:p>
@@ -522,7 +674,23 @@
           <w:sz w:val="24"/>
           <w:szCs w:val="24"/>
         </w:rPr>
-        <w:t xml:space="preserve">2.6. Record date, time, line, machine, operator, style, bundle number, result of the search and the signatures of the operator and controller.</w:t>
+        <w:t xml:space="preserve">2.6. Record date, time, line, machine, operator, style, bundle number, result of the search and the signatures of the operator and controller on the QA Broken Needle Follow-Up Form (EMS.QA.FRM.03.02).</w:t>
+      </w:r>
+    </w:p>
+    <w:p>
+      <w:pPr>
+        <w:pStyle w:val="ListeParagraf"/>
+        <w:spacing w:after="80"/>
+        <w:ind w:left="709" w:right="0"/>
+        <w:jc w:val="both"/>
+      </w:pPr>
+      <w:r>
+        <w:rPr>
+          <w:rFonts w:ascii="Calibri" w:hAnsi="Calibri" w:cs="Arial"/>
+          <w:sz w:val="24"/>
+          <w:szCs w:val="24"/>
+        </w:rPr>
+        <w:t xml:space="preserve">2.7. The garment is checked again for the presence of fragments before sewing continues; the needle type and size are checked to be correct for the fabric.</w:t>
       </w:r>
     </w:p>
     <w:p>
@@ -629,104 +797,6 @@
     <w:p>
       <w:pPr>
         <w:pStyle w:val="ListeParagraf"/>
-        <w:spacing w:after="80"/>
-        <w:ind w:left="709" w:right="0"/>
-        <w:jc w:val="both"/>
-      </w:pPr>
-    </w:p>
-    <w:p>
-      <w:pPr>
-        <w:pStyle w:val="ListeParagraf"/>
-        <w:spacing w:before="120" w:after="60"/>
-        <w:ind w:left="709" w:right="0"/>
-      </w:pPr>
-      <w:r>
-        <w:rPr>
-          <w:rFonts w:ascii="Calibri" w:hAnsi="Calibri" w:cs="Arial"/>
-          <w:b/>
-          <w:bCs/>
-          <w:sz w:val="24"/>
-          <w:szCs w:val="24"/>
-        </w:rPr>
-        <w:t xml:space="preserve">4. IF A FRAGMENT CANNOT BE FOUND</w:t>
-      </w:r>
-    </w:p>
-    <w:p>
-      <w:pPr>
-        <w:pStyle w:val="ListeParagraf"/>
-        <w:spacing w:after="80"/>
-        <w:ind w:left="709" w:right="0"/>
-        <w:jc w:val="both"/>
-      </w:pPr>
-      <w:r>
-        <w:rPr>
-          <w:rFonts w:ascii="Calibri" w:hAnsi="Calibri" w:cs="Arial"/>
-          <w:sz w:val="24"/>
-          <w:szCs w:val="24"/>
-        </w:rPr>
-        <w:t xml:space="preserve">4.1. The garment and the whole bundle are checked with the hand-held metal detector; if the piece is not found, the garment is put in the red "Quarantine – Metal" box.</w:t>
-      </w:r>
-    </w:p>
-    <w:p>
-      <w:pPr>
-        <w:pStyle w:val="ListeParagraf"/>
-        <w:spacing w:after="80"/>
-        <w:ind w:left="709" w:right="0"/>
-        <w:jc w:val="both"/>
-      </w:pPr>
-      <w:r>
-        <w:rPr>
-          <w:rFonts w:ascii="Calibri" w:hAnsi="Calibri" w:cs="Arial"/>
-          <w:sz w:val="24"/>
-          <w:szCs w:val="24"/>
-        </w:rPr>
-        <w:t xml:space="preserve">4.2. The quarantined garment is passed through the conveyor metal detector; if metal is detected or the fragment is still missing, the garment is destroyed, and for babywear and children's wear it is always destroyed.</w:t>
-      </w:r>
-    </w:p>
-    <w:p>
-      <w:pPr>
-        <w:pStyle w:val="ListeParagraf"/>
-        <w:spacing w:after="80"/>
-        <w:ind w:left="709" w:right="0"/>
-        <w:jc w:val="both"/>
-      </w:pPr>
-      <w:r>
-        <w:rPr>
-          <w:rFonts w:ascii="Calibri" w:hAnsi="Calibri" w:cs="Arial"/>
-          <w:sz w:val="24"/>
-          <w:szCs w:val="24"/>
-        </w:rPr>
-        <w:t xml:space="preserve">4.3. The QA Manager signs the record before any related bundle continues; the case is reported according to EMS.QA.PRO.02.07. Needle and Sharp Tools Control Procedure.</w:t>
-      </w:r>
-    </w:p>
-    <w:p>
-      <w:pPr>
-        <w:pStyle w:val="ListeParagraf"/>
-        <w:spacing w:after="80"/>
-        <w:ind w:left="709" w:right="0"/>
-        <w:jc w:val="both"/>
-      </w:pPr>
-    </w:p>
-    <w:p>
-      <w:pPr>
-        <w:pStyle w:val="ListeParagraf"/>
-        <w:spacing w:before="120" w:after="60"/>
-        <w:ind w:left="709" w:right="0"/>
-      </w:pPr>
-      <w:r>
-        <w:rPr>
-          <w:rFonts w:ascii="Calibri" w:hAnsi="Calibri" w:cs="Arial"/>
-          <w:b/>
-          <w:bCs/>
-          <w:sz w:val="24"/>
-          <w:szCs w:val="24"/>
-        </w:rPr>
-        <w:t xml:space="preserve">5. RELATED DOCUMENTS AND RECORDS</w:t>
-      </w:r>
-    </w:p>
-    <w:p>
-      <w:pPr>
-        <w:pStyle w:val="ListeParagraf"/>
         <w:numPr>
           <w:ilvl w:val="0"/>
           <w:numId w:val="1"/>
@@ -740,7 +810,178 @@
           <w:sz w:val="24"/>
           <w:szCs w:val="24"/>
         </w:rPr>
-        <w:t xml:space="preserve">Broken Needle Record Cards and Needle Issue Log</w:t>
+        <w:t xml:space="preserve">Wear eye protection and keep the needle guard in place.</w:t>
+      </w:r>
+    </w:p>
+    <w:p>
+      <w:pPr>
+        <w:pStyle w:val="ListeParagraf"/>
+        <w:spacing w:after="80"/>
+        <w:ind w:left="709" w:right="0"/>
+        <w:jc w:val="both"/>
+      </w:pPr>
+    </w:p>
+    <w:p>
+      <w:pPr>
+        <w:pStyle w:val="ListeParagraf"/>
+        <w:spacing w:before="120" w:after="60"/>
+        <w:ind w:left="709" w:right="0"/>
+      </w:pPr>
+      <w:r>
+        <w:rPr>
+          <w:rFonts w:ascii="Calibri" w:hAnsi="Calibri" w:cs="Arial"/>
+          <w:b/>
+          <w:bCs/>
+          <w:sz w:val="24"/>
+          <w:szCs w:val="24"/>
+        </w:rPr>
+        <w:t xml:space="preserve">4. IF A FRAGMENT CANNOT BE FOUND</w:t>
+      </w:r>
+    </w:p>
+    <w:p>
+      <w:pPr>
+        <w:pStyle w:val="ListeParagraf"/>
+        <w:spacing w:after="80"/>
+        <w:ind w:left="709" w:right="0"/>
+        <w:jc w:val="both"/>
+      </w:pPr>
+      <w:r>
+        <w:rPr>
+          <w:rFonts w:ascii="Calibri" w:hAnsi="Calibri" w:cs="Arial"/>
+          <w:sz w:val="24"/>
+          <w:szCs w:val="24"/>
+        </w:rPr>
+        <w:t xml:space="preserve">4.1. The garment and the whole bundle are checked with the hand-held metal detector; if the piece is not found, the garment is put in the red "Quarantine – Metal" box and the line is stopped until the check is completed.</w:t>
+      </w:r>
+    </w:p>
+    <w:p>
+      <w:pPr>
+        <w:pStyle w:val="ListeParagraf"/>
+        <w:spacing w:after="80"/>
+        <w:ind w:left="709" w:right="0"/>
+        <w:jc w:val="both"/>
+      </w:pPr>
+      <w:r>
+        <w:rPr>
+          <w:rFonts w:ascii="Calibri" w:hAnsi="Calibri" w:cs="Arial"/>
+          <w:sz w:val="24"/>
+          <w:szCs w:val="24"/>
+        </w:rPr>
+        <w:t xml:space="preserve">4.2. The quarantined garment is passed through the conveyor metal detector; if metal is detected or the fragment is still missing, the garment is destroyed, and for babywear and children's wear it is always destroyed.</w:t>
+      </w:r>
+    </w:p>
+    <w:p>
+      <w:pPr>
+        <w:pStyle w:val="ListeParagraf"/>
+        <w:spacing w:after="80"/>
+        <w:ind w:left="709" w:right="0"/>
+        <w:jc w:val="both"/>
+      </w:pPr>
+      <w:r>
+        <w:rPr>
+          <w:rFonts w:ascii="Calibri" w:hAnsi="Calibri" w:cs="Arial"/>
+          <w:sz w:val="24"/>
+          <w:szCs w:val="24"/>
+        </w:rPr>
+        <w:t xml:space="preserve">4.3. Garments sewn after the breakage at the same machine are also checked until the missing fragment is accounted for.</w:t>
+      </w:r>
+    </w:p>
+    <w:p>
+      <w:pPr>
+        <w:pStyle w:val="ListeParagraf"/>
+        <w:spacing w:after="80"/>
+        <w:ind w:left="709" w:right="0"/>
+        <w:jc w:val="both"/>
+      </w:pPr>
+      <w:r>
+        <w:rPr>
+          <w:rFonts w:ascii="Calibri" w:hAnsi="Calibri" w:cs="Arial"/>
+          <w:sz w:val="24"/>
+          <w:szCs w:val="24"/>
+        </w:rPr>
+        <w:t xml:space="preserve">4.4. The QA Manager signs the record before any related bundle continues; the case is reported according to EMS.QA.PRO.02.07. Needle and Sharp Tools Control Procedure.</w:t>
+      </w:r>
+    </w:p>
+    <w:p>
+      <w:pPr>
+        <w:pStyle w:val="ListeParagraf"/>
+        <w:spacing w:after="80"/>
+        <w:ind w:left="709" w:right="0"/>
+        <w:jc w:val="both"/>
+      </w:pPr>
+    </w:p>
+    <w:p>
+      <w:pPr>
+        <w:pStyle w:val="ListeParagraf"/>
+        <w:spacing w:before="120" w:after="60"/>
+        <w:ind w:left="709" w:right="0"/>
+      </w:pPr>
+      <w:r>
+        <w:rPr>
+          <w:rFonts w:ascii="Calibri" w:hAnsi="Calibri" w:cs="Arial"/>
+          <w:b/>
+          <w:bCs/>
+          <w:sz w:val="24"/>
+          <w:szCs w:val="24"/>
+        </w:rPr>
+        <w:t xml:space="preserve">5. CORRECTIVE ACTION</w:t>
+      </w:r>
+    </w:p>
+    <w:p>
+      <w:pPr>
+        <w:pStyle w:val="ListeParagraf"/>
+        <w:spacing w:after="80"/>
+        <w:ind w:left="709" w:right="0"/>
+        <w:jc w:val="both"/>
+      </w:pPr>
+      <w:r>
+        <w:rPr>
+          <w:rFonts w:ascii="Calibri" w:hAnsi="Calibri" w:cs="Arial"/>
+          <w:sz w:val="24"/>
+          <w:szCs w:val="24"/>
+        </w:rPr>
+        <w:t xml:space="preserve">5.1. Repeated breakage on the same machine or by the same operator is reported to Maintenance and the supervisor; the cause (wrong needle, machine timing, fabric, operator handling) is investigated and the training or machine setting is corrected.</w:t>
+      </w:r>
+    </w:p>
+    <w:p>
+      <w:pPr>
+        <w:pStyle w:val="ListeParagraf"/>
+        <w:spacing w:after="80"/>
+        <w:ind w:left="709" w:right="0"/>
+        <w:jc w:val="both"/>
+      </w:pPr>
+      <w:r>
+        <w:rPr>
+          <w:rFonts w:ascii="Calibri" w:hAnsi="Calibri" w:cs="Arial"/>
+          <w:sz w:val="24"/>
+          <w:szCs w:val="24"/>
+        </w:rPr>
+        <w:t xml:space="preserve">5.2. A needle fragment that cannot be accounted for, a missing needle record, or a fragment found in a finished garment opens a DOP (CAPA): the line is stopped, affected products are separated and passed through the metal detector, the QA Manager and Sewing Manager are informed the same day, root cause analysis is started within 24 hours, and the DOP is not closed before effectiveness is verified.</w:t>
+      </w:r>
+    </w:p>
+    <w:p>
+      <w:pPr>
+        <w:pStyle w:val="ListeParagraf"/>
+        <w:spacing w:after="80"/>
+        <w:ind w:left="709" w:right="0"/>
+        <w:jc w:val="both"/>
+      </w:pPr>
+    </w:p>
+    <w:p>
+      <w:pPr>
+        <w:pStyle w:val="ListeParagraf"/>
+        <w:spacing w:before="120" w:after="60"/>
+        <w:ind w:left="709" w:right="0"/>
+      </w:pPr>
+      <w:r>
+        <w:rPr>
+          <w:rFonts w:ascii="Calibri" w:hAnsi="Calibri" w:cs="Arial"/>
+          <w:b/>
+          <w:bCs/>
+          <w:sz w:val="24"/>
+          <w:szCs w:val="24"/>
+        </w:rPr>
+        <w:t xml:space="preserve">6. RELATED DOCUMENTS AND RECORDS</w:t>
       </w:r>
     </w:p>
     <w:p>
@@ -759,7 +1000,7 @@
           <w:sz w:val="24"/>
           <w:szCs w:val="24"/>
         </w:rPr>
-        <w:t xml:space="preserve">EMS.QA.PRO.02.07. Needle and Sharp Tools Control Procedure</w:t>
+        <w:t xml:space="preserve">TLM-DIK-04 (QMS broken needle recovery and record instruction merged into this instruction)</w:t>
       </w:r>
     </w:p>
     <w:p>
@@ -778,7 +1019,83 @@
           <w:sz w:val="24"/>
           <w:szCs w:val="24"/>
         </w:rPr>
-        <w:t xml:space="preserve">EMS.QA.PRO.02.05. Metal Detector Procedure; EMS.QA.PRO.02.11. Children's Wear Safety Procedure</w:t>
+        <w:t xml:space="preserve">Broken Needle Record Cards, Needle Issue Log and EMS.QA.FRM.03.02 QA Broken Needle Follow-Up Form</w:t>
+      </w:r>
+    </w:p>
+    <w:p>
+      <w:pPr>
+        <w:pStyle w:val="ListeParagraf"/>
+        <w:numPr>
+          <w:ilvl w:val="0"/>
+          <w:numId w:val="1"/>
+        </w:numPr>
+        <w:spacing w:after="60"/>
+        <w:jc w:val="both"/>
+      </w:pPr>
+      <w:r>
+        <w:rPr>
+          <w:rFonts w:ascii="Calibri" w:hAnsi="Calibri" w:cs="Arial"/>
+          <w:sz w:val="24"/>
+          <w:szCs w:val="24"/>
+        </w:rPr>
+        <w:t xml:space="preserve">EMS.QA.PRO.02.07. Needle and Sharp Tools Control Procedure</w:t>
+      </w:r>
+    </w:p>
+    <w:p>
+      <w:pPr>
+        <w:pStyle w:val="ListeParagraf"/>
+        <w:numPr>
+          <w:ilvl w:val="0"/>
+          <w:numId w:val="1"/>
+        </w:numPr>
+        <w:spacing w:after="60"/>
+        <w:jc w:val="both"/>
+      </w:pPr>
+      <w:r>
+        <w:rPr>
+          <w:rFonts w:ascii="Calibri" w:hAnsi="Calibri" w:cs="Arial"/>
+          <w:sz w:val="24"/>
+          <w:szCs w:val="24"/>
+        </w:rPr>
+        <w:t xml:space="preserve">PRS-UTU-03 Metal Detection Procedure (QMS); EMS.QA.PRO.02.11. Children's Wear Safety Procedure</w:t>
+      </w:r>
+    </w:p>
+    <w:p>
+      <w:pPr>
+        <w:pStyle w:val="ListeParagraf"/>
+        <w:numPr>
+          <w:ilvl w:val="0"/>
+          <w:numId w:val="1"/>
+        </w:numPr>
+        <w:spacing w:after="60"/>
+        <w:jc w:val="both"/>
+      </w:pPr>
+      <w:r>
+        <w:rPr>
+          <w:rFonts w:ascii="Calibri" w:hAnsi="Calibri" w:cs="Arial"/>
+          <w:sz w:val="24"/>
+          <w:szCs w:val="24"/>
+        </w:rPr>
+        <w:t xml:space="preserve">EMS.ÜR.PRO.05.09. Sewing Production Procedure</w:t>
+      </w:r>
+    </w:p>
+    <w:p>
+      <w:pPr>
+        <w:pStyle w:val="ListeParagraf"/>
+        <w:numPr>
+          <w:ilvl w:val="0"/>
+          <w:numId w:val="1"/>
+        </w:numPr>
+        <w:spacing w:after="60"/>
+        <w:jc w:val="both"/>
+      </w:pPr>
+      <w:r>
+        <w:rPr>
+          <w:rFonts w:ascii="Calibri" w:hAnsi="Calibri" w:cs="Arial"/>
+          <w:sz w:val="24"/>
+          <w:szCs w:val="24"/>
+        </w:rPr>
+        <w:t xml:space="preserve">Records are kept for 3 years.</w:t>
       </w:r>
     </w:p>
     <w:p>
@@ -803,7 +1120,7 @@
           <w:sz w:val="24"/>
           <w:szCs w:val="24"/>
         </w:rPr>
-        <w:t xml:space="preserve">6. FEEDBACK AND MONITORING</w:t>
+        <w:t xml:space="preserve">7. FEEDBACK AND MONITORING</w:t>
       </w:r>
     </w:p>
     <w:p>
@@ -819,13 +1136,17 @@
           <w:sz w:val="24"/>
           <w:szCs w:val="24"/>
         </w:rPr>
-        <w:t xml:space="preserve">The number of broken needles per line and the number of missing fragments are reviewed monthly by QA and maintenance to find causes (wrong needle, machine timing, fabric). This instruction is reviewed every year by the QA Manager or after any metal-related customer complaint.</w:t>
-      </w:r>
-    </w:p>
-    <w:p>
-      <w:pPr>
-        <w:pStyle w:val="ListeParagraf"/>
-        <w:pageBreakBefore/>
+        <w:t xml:space="preserve">The number of broken needles per line, completeness of the broken needle records (target 100%) and the number of missing fragments (target 0 fragments left in products) are reviewed monthly by QA and maintenance to find causes (wrong needle, machine timing, fabric). Open DOPs are closed within 15 days. This instruction is reviewed every year by the QA Manager or after any metal-related customer complaint.</w:t>
+      </w:r>
+    </w:p>
+    <w:p>
+      <w:r>
+        <w:br w:type="page"/>
+      </w:r>
+    </w:p>
+    <w:p>
+      <w:pPr>
+        <w:pStyle w:val="ListeParagraf"/>
         <w:bidi/>
         <w:spacing w:before="120" w:after="60"/>
         <w:ind w:left="0" w:right="709"/>
@@ -857,7 +1178,7 @@
           <w:sz w:val="24"/>
           <w:szCs w:val="24"/>
         </w:rPr>
-        <w:t xml:space="preserve">تصف هذه التعليمات ما يجب على مشغل آلة الخياطة أو الأوفرلوك أو الفلاتلوك أو الأزرار أو التطريز وعلى مراقب الإبر القيام به عند انكسار الإبرة، بحيث لا تبقى أي شظية من الإبرة في الملبس ولا تُصرف أي إبرة جديدة إلا مقابل الإبرة القديمة.</w:t>
+        <w:t xml:space="preserve">تصف هذه التعليمات ما يجب أن يفعله عامل ماكينة الخياطة أو الأوفرلوك أو الفلات لوك أو الأزرار أو التطريز ومسؤول الإبر عند كسر إبرة، وكيفية استرجاع الإبرة المكسورة وتسجيلها (تعليمات نظام إدارة الجودة TLM-DIK-04)، بحيث لا يبقى أي جزء من الإبرة داخل أي قطعة ملابس، ولا تُصرف إبرة جديدة إلا مقابل الإبرة القديمة لدى شركة إيروغلو للتريكو (EMS).</w:t>
       </w:r>
     </w:p>
     <w:p>
@@ -903,7 +1224,7 @@
           <w:sz w:val="24"/>
           <w:szCs w:val="24"/>
         </w:rPr>
-        <w:t xml:space="preserve">تنطبق على جميع الآلات التي تستخدم الإبر في أقسام الخياطة والتطريز والأزرار / الكبسونات والعينات في EMS، وعلى الإبر اليدوية المستخدمة في التشطيب.</w:t>
+        <w:t xml:space="preserve">تنطبق على جميع الماكينات التي تستخدم الإبر في أقسام الخياطة والتطريز والأزرار والكبسونات والعينات في EMS، وعلى الإبر اليدوية المستخدمة في التشطيب، وعلى جميع العمال والمشرفين ومسؤولي الإبر ومفتشي الجودة وعاملي الصيانة المعنيين بكسر الإبر.</w:t>
       </w:r>
     </w:p>
     <w:p>
@@ -960,16 +1281,16 @@
           <w:sz w:val="24"/>
           <w:szCs w:val="24"/>
         </w:rPr>
-        <w:t xml:space="preserve">المشغل:</w:t>
-      </w:r>
-      <w:r>
-        <w:rPr>
-          <w:rFonts w:ascii="Calibri" w:hAnsi="Calibri" w:cs="Arial"/>
-          <w:rtl/>
-          <w:sz w:val="24"/>
-          <w:szCs w:val="24"/>
-        </w:rPr>
-        <w:t xml:space="preserve"> يوقف العمل ويحتفظ بجميع الشظايا ويستدعي المشرف؛ ولا يستبدل الإبرة بمفرده أبدًا.</w:t>
+        <w:t xml:space="preserve">العامل:</w:t>
+      </w:r>
+      <w:r>
+        <w:rPr>
+          <w:rFonts w:ascii="Calibri" w:hAnsi="Calibri" w:cs="Arial"/>
+          <w:rtl/>
+          <w:sz w:val="24"/>
+          <w:szCs w:val="24"/>
+        </w:rPr>
+        <w:t xml:space="preserve"> يوقف العمل ويحتفظ بجميع الأجزاء ويستدعي المشرف؛ ولا يستبدل الإبرة بمفرده أبدًا.</w:t>
       </w:r>
     </w:p>
     <w:p>
@@ -998,16 +1319,16 @@
           <w:sz w:val="24"/>
           <w:szCs w:val="24"/>
         </w:rPr>
-        <w:t xml:space="preserve">مشرف الخط / مراقب الإبر:</w:t>
-      </w:r>
-      <w:r>
-        <w:rPr>
-          <w:rFonts w:ascii="Calibri" w:hAnsi="Calibri" w:cs="Arial"/>
-          <w:rtl/>
-          <w:sz w:val="24"/>
-          <w:szCs w:val="24"/>
-        </w:rPr>
-        <w:t xml:space="preserve"> يبحث عن جميع الشظايا ويُكمل سجل الإبرة المكسورة ويصرف الإبرة الجديدة على أساس واحدة مقابل واحدة.</w:t>
+        <w:t xml:space="preserve">مشرف الخط / مسؤول الإبر:</w:t>
+      </w:r>
+      <w:r>
+        <w:rPr>
+          <w:rFonts w:ascii="Calibri" w:hAnsi="Calibri" w:cs="Arial"/>
+          <w:rtl/>
+          <w:sz w:val="24"/>
+          <w:szCs w:val="24"/>
+        </w:rPr>
+        <w:t xml:space="preserve"> يبحث عن جميع الأجزاء، ويستكمل سجل الإبرة المكسورة، ويصرف الإبرة الجديدة بنظام واحدة مقابل واحدة، ويعد الإبر في بداية كل وردية ونهايتها.</w:t>
       </w:r>
     </w:p>
     <w:p>
@@ -1036,16 +1357,16 @@
           <w:sz w:val="24"/>
           <w:szCs w:val="24"/>
         </w:rPr>
-        <w:t xml:space="preserve">مفتش مراقبة الجودة:</w:t>
-      </w:r>
-      <w:r>
-        <w:rPr>
-          <w:rFonts w:ascii="Calibri" w:hAnsi="Calibri" w:cs="Arial"/>
-          <w:rtl/>
-          <w:sz w:val="24"/>
-          <w:szCs w:val="24"/>
-        </w:rPr>
-        <w:t xml:space="preserve"> يفحص الملبس ومنطقة العمل بجهاز كشف المعادن اليدوي عند فقدان أي شظية.</w:t>
+        <w:t xml:space="preserve">مفتش الجودة:</w:t>
+      </w:r>
+      <w:r>
+        <w:rPr>
+          <w:rFonts w:ascii="Calibri" w:hAnsi="Calibri" w:cs="Arial"/>
+          <w:rtl/>
+          <w:sz w:val="24"/>
+          <w:szCs w:val="24"/>
+        </w:rPr>
+        <w:t xml:space="preserve"> يفحص القطعة والربطة ومنطقة العمل بكاشف المعادن اليدوي عند فقدان جزء.</w:t>
       </w:r>
     </w:p>
     <w:p>
@@ -1074,6 +1395,44 @@
           <w:sz w:val="24"/>
           <w:szCs w:val="24"/>
         </w:rPr>
+        <w:t xml:space="preserve">الصيانة:</w:t>
+      </w:r>
+      <w:r>
+        <w:rPr>
+          <w:rFonts w:ascii="Calibri" w:hAnsi="Calibri" w:cs="Arial"/>
+          <w:rtl/>
+          <w:sz w:val="24"/>
+          <w:szCs w:val="24"/>
+        </w:rPr>
+        <w:t xml:space="preserve"> تفحص الماكينة بعد تكرار الكسر وتصحح السبب (التوقيت وقضيب الإبرة والمكوك).</w:t>
+      </w:r>
+    </w:p>
+    <w:p>
+      <w:pPr>
+        <w:pStyle w:val="ListeParagraf"/>
+        <w:bidi/>
+        <w:spacing w:after="80"/>
+        <w:ind w:left="0" w:right="709"/>
+        <w:jc w:val="both"/>
+      </w:pPr>
+      <w:r>
+        <w:rPr>
+          <w:rFonts w:ascii="Calibri" w:hAnsi="Calibri" w:cs="Arial"/>
+          <w:rtl/>
+          <w:sz w:val="24"/>
+          <w:szCs w:val="24"/>
+        </w:rPr>
+        <w:t xml:space="preserve">• </w:t>
+      </w:r>
+      <w:r>
+        <w:rPr>
+          <w:rFonts w:ascii="Calibri" w:hAnsi="Calibri" w:cs="Arial"/>
+          <w:b/>
+          <w:bCs/>
+          <w:rtl/>
+          <w:sz w:val="24"/>
+          <w:szCs w:val="24"/>
+        </w:rPr>
         <w:t xml:space="preserve">مدير ضمان الجودة:</w:t>
       </w:r>
       <w:r>
@@ -1083,7 +1442,45 @@
           <w:sz w:val="24"/>
           <w:szCs w:val="24"/>
         </w:rPr>
-        <w:t xml:space="preserve"> يراجع سجلات الإبر المكسورة ويعتمد الإفراج عن أي ملبس محجوز بسبب شظية مفقودة.</w:t>
+        <w:t xml:space="preserve"> يراجع سجلات الإبر المكسورة، ويعتمد الإفراج عن أي قطعة محتجزة بسبب جزء مفقود، ويدير عملية الإجراء التصحيحي والوقائي (DOP).</w:t>
+      </w:r>
+    </w:p>
+    <w:p>
+      <w:pPr>
+        <w:pStyle w:val="ListeParagraf"/>
+        <w:bidi/>
+        <w:spacing w:after="80"/>
+        <w:ind w:left="0" w:right="709"/>
+        <w:jc w:val="both"/>
+      </w:pPr>
+      <w:r>
+        <w:rPr>
+          <w:rFonts w:ascii="Calibri" w:hAnsi="Calibri" w:cs="Arial"/>
+          <w:rtl/>
+          <w:sz w:val="24"/>
+          <w:szCs w:val="24"/>
+        </w:rPr>
+        <w:t xml:space="preserve">• </w:t>
+      </w:r>
+      <w:r>
+        <w:rPr>
+          <w:rFonts w:ascii="Calibri" w:hAnsi="Calibri" w:cs="Arial"/>
+          <w:b/>
+          <w:bCs/>
+          <w:rtl/>
+          <w:sz w:val="24"/>
+          <w:szCs w:val="24"/>
+        </w:rPr>
+        <w:t xml:space="preserve">مدير الخياطة:</w:t>
+      </w:r>
+      <w:r>
+        <w:rPr>
+          <w:rFonts w:ascii="Calibri" w:hAnsi="Calibri" w:cs="Arial"/>
+          <w:rtl/>
+          <w:sz w:val="24"/>
+          <w:szCs w:val="24"/>
+        </w:rPr>
+        <w:t xml:space="preserve"> يضمن تطبيق القواعد على جميع الخطوط وأن يكون صندوق الإبر بحوزة شخص مخوّل.</w:t>
       </w:r>
     </w:p>
     <w:p>
@@ -1140,16 +1537,16 @@
           <w:sz w:val="24"/>
           <w:szCs w:val="24"/>
         </w:rPr>
-        <w:t xml:space="preserve">الاستبدال واحدة مقابل واحدة:</w:t>
-      </w:r>
-      <w:r>
-        <w:rPr>
-          <w:rFonts w:ascii="Calibri" w:hAnsi="Calibri" w:cs="Arial"/>
-          <w:rtl/>
-          <w:sz w:val="24"/>
-          <w:szCs w:val="24"/>
-        </w:rPr>
-        <w:t xml:space="preserve"> لا تُعطى إبرة جديدة إلا عند إعادة الإبرة القديمة كاملة (أو جميع قطعها).</w:t>
+        <w:t xml:space="preserve">التبديل واحدة مقابل واحدة:</w:t>
+      </w:r>
+      <w:r>
+        <w:rPr>
+          <w:rFonts w:ascii="Calibri" w:hAnsi="Calibri" w:cs="Arial"/>
+          <w:rtl/>
+          <w:sz w:val="24"/>
+          <w:szCs w:val="24"/>
+        </w:rPr>
+        <w:t xml:space="preserve"> لا تُعطى إبرة جديدة إلا عند تسليم الإبرة القديمة كاملة (أو جميع أجزائها).</w:t>
       </w:r>
     </w:p>
     <w:p>
@@ -1187,7 +1584,83 @@
           <w:sz w:val="24"/>
           <w:szCs w:val="24"/>
         </w:rPr>
-        <w:t xml:space="preserve"> البطاقة التي تُلصق عليها جميع الشظايا لإثبات اكتمال الإبرة.</w:t>
+        <w:t xml:space="preserve"> البطاقة التي تُلصق عليها جميع الأجزاء لإثبات اكتمال الإبرة.</w:t>
+      </w:r>
+    </w:p>
+    <w:p>
+      <w:pPr>
+        <w:pStyle w:val="ListeParagraf"/>
+        <w:bidi/>
+        <w:spacing w:after="80"/>
+        <w:ind w:left="0" w:right="709"/>
+        <w:jc w:val="both"/>
+      </w:pPr>
+      <w:r>
+        <w:rPr>
+          <w:rFonts w:ascii="Calibri" w:hAnsi="Calibri" w:cs="Arial"/>
+          <w:rtl/>
+          <w:sz w:val="24"/>
+          <w:szCs w:val="24"/>
+        </w:rPr>
+        <w:t xml:space="preserve">• </w:t>
+      </w:r>
+      <w:r>
+        <w:rPr>
+          <w:rFonts w:ascii="Calibri" w:hAnsi="Calibri" w:cs="Arial"/>
+          <w:b/>
+          <w:bCs/>
+          <w:rtl/>
+          <w:sz w:val="24"/>
+          <w:szCs w:val="24"/>
+        </w:rPr>
+        <w:t xml:space="preserve">صندوق الحجر – معادن:</w:t>
+      </w:r>
+      <w:r>
+        <w:rPr>
+          <w:rFonts w:ascii="Calibri" w:hAnsi="Calibri" w:cs="Arial"/>
+          <w:rtl/>
+          <w:sz w:val="24"/>
+          <w:szCs w:val="24"/>
+        </w:rPr>
+        <w:t xml:space="preserve"> الصندوق الأحمر المقفل الذي تُحفظ فيه القطع التي فُقد منها جزء من الإبرة حتى صدور قرار.</w:t>
+      </w:r>
+    </w:p>
+    <w:p>
+      <w:pPr>
+        <w:pStyle w:val="ListeParagraf"/>
+        <w:bidi/>
+        <w:spacing w:after="80"/>
+        <w:ind w:left="0" w:right="709"/>
+        <w:jc w:val="both"/>
+      </w:pPr>
+      <w:r>
+        <w:rPr>
+          <w:rFonts w:ascii="Calibri" w:hAnsi="Calibri" w:cs="Arial"/>
+          <w:rtl/>
+          <w:sz w:val="24"/>
+          <w:szCs w:val="24"/>
+        </w:rPr>
+        <w:t xml:space="preserve">• </w:t>
+      </w:r>
+      <w:r>
+        <w:rPr>
+          <w:rFonts w:ascii="Calibri" w:hAnsi="Calibri" w:cs="Arial"/>
+          <w:b/>
+          <w:bCs/>
+          <w:rtl/>
+          <w:sz w:val="24"/>
+          <w:szCs w:val="24"/>
+        </w:rPr>
+        <w:t xml:space="preserve">الإجراء التصحيحي والوقائي (DOP):</w:t>
+      </w:r>
+      <w:r>
+        <w:rPr>
+          <w:rFonts w:ascii="Calibri" w:hAnsi="Calibri" w:cs="Arial"/>
+          <w:rtl/>
+          <w:sz w:val="24"/>
+          <w:szCs w:val="24"/>
+        </w:rPr>
+        <w:t xml:space="preserve"> إجراء تصحيحي ووقائي.</w:t>
       </w:r>
     </w:p>
     <w:p>
@@ -1252,7 +1725,7 @@
           <w:sz w:val="24"/>
           <w:szCs w:val="24"/>
         </w:rPr>
-        <w:t xml:space="preserve">1.1. في بداية الوردية، تحقق من أن آلتك مزودة بالنوع والمقاس الصحيحين من الإبر، وأنه لا توجد إبر احتياطية في مكان العمل.</w:t>
+        <w:t xml:space="preserve">1.1. في بداية الوردية، تأكد من أن ماكينتك تحمل نوع الإبرة ومقاسها الصحيحين، وأنه لا توجد إبر احتياطية عند مكان العمل.</w:t>
       </w:r>
     </w:p>
     <w:p>
@@ -1270,7 +1743,25 @@
           <w:sz w:val="24"/>
           <w:szCs w:val="24"/>
         </w:rPr>
-        <w:t xml:space="preserve">1.2. لا تُحفظ الإبر إلا في صندوق الإبر المقفل الموجود لدى مراقب الإبر.</w:t>
+        <w:t xml:space="preserve">1.2. تُحفظ الإبر فقط في صندوق الإبر المقفل لدى مسؤول الإبر؛ وتُصرف كل إبرة مقابل سجل، ويُجرى عد الإبر في بداية كل وردية ونهايتها.</w:t>
+      </w:r>
+    </w:p>
+    <w:p>
+      <w:pPr>
+        <w:pStyle w:val="ListeParagraf"/>
+        <w:bidi/>
+        <w:spacing w:after="80"/>
+        <w:ind w:left="0" w:right="709"/>
+        <w:jc w:val="both"/>
+      </w:pPr>
+      <w:r>
+        <w:rPr>
+          <w:rFonts w:ascii="Calibri" w:hAnsi="Calibri" w:cs="Arial"/>
+          <w:rtl/>
+          <w:sz w:val="24"/>
+          <w:szCs w:val="24"/>
+        </w:rPr>
+        <w:t xml:space="preserve">1.3. يُتحقق من كاشف المعادن المستخدم للملابس الجاهزة بقطعة الاختبار في بداية كل وردية (انظر PRS-UTU-03).</w:t>
       </w:r>
     </w:p>
     <w:p>
@@ -1298,7 +1789,7 @@
           <w:sz w:val="24"/>
           <w:szCs w:val="24"/>
         </w:rPr>
-        <w:t xml:space="preserve">2. الخطوات عند انكسار الإبرة</w:t>
+        <w:t xml:space="preserve">2. خطوات العمل عند كسر الإبرة</w:t>
       </w:r>
     </w:p>
     <w:p>
@@ -1316,7 +1807,7 @@
           <w:sz w:val="24"/>
           <w:szCs w:val="24"/>
         </w:rPr>
-        <w:t xml:space="preserve">2.1. أوقف الآلة فورًا وافصل عنها الكهرباء؛ ولا تحرّك الملبس أو الربطة.</w:t>
+        <w:t xml:space="preserve">2.1. أوقف الماكينة فورًا وأطفئها؛ ولا تحرك القطعة أو الربطة.</w:t>
       </w:r>
     </w:p>
     <w:p>
@@ -1334,7 +1825,7 @@
           <w:sz w:val="24"/>
           <w:szCs w:val="24"/>
         </w:rPr>
-        <w:t xml:space="preserve">2.2. ارفع يدك أو استخدم إشارة الخط واستدعِ المشرف / مراقب الإبر.</w:t>
+        <w:t xml:space="preserve">2.2. ارفع يدك أو أعطِ إشارة الخط واستدعِ المشرف / مسؤول الإبر.</w:t>
       </w:r>
     </w:p>
     <w:p>
@@ -1352,7 +1843,7 @@
           <w:sz w:val="24"/>
           <w:szCs w:val="24"/>
         </w:rPr>
-        <w:t xml:space="preserve">2.3. ابحثا معًا عن جميع القطع في الملبس وتحت قدم الضغط وعلى لوحة الإبرة وفي منطقة المكوك وعلى الطاولة وعلى الأرض؛ واستخدما مغناطيسًا إن توفر.</w:t>
+        <w:t xml:space="preserve">2.3. ابحثا معًا عن جميع الأجزاء في القطعة وتحت قدم الضغط وعلى صفيحة الإبرة وفي منطقة البوبينة وعلى الطاولة وعلى الأرض؛ واستخدما مغناطيسًا إن توفر.</w:t>
       </w:r>
     </w:p>
     <w:p>
@@ -1370,7 +1861,7 @@
           <w:sz w:val="24"/>
           <w:szCs w:val="24"/>
         </w:rPr>
-        <w:t xml:space="preserve">2.4. الصق جميع القطع على بطاقة سجل الإبرة المكسورة وتحقق من أنها تكوّن إبرة كاملة (السن والجسم والساق).</w:t>
+        <w:t xml:space="preserve">2.4. الصقوا جميع الأجزاء على بطاقة سجل الإبرة المكسورة وتحققوا من أنها تكوّن إبرة كاملة (الرأس والجسم والساق).</w:t>
       </w:r>
     </w:p>
     <w:p>
@@ -1388,7 +1879,7 @@
           <w:sz w:val="24"/>
           <w:szCs w:val="24"/>
         </w:rPr>
-        <w:t xml:space="preserve">2.5. إذا كانت الإبرة كاملة، يعطي مراقب الإبر إبرة جديدة واحدة مقابلها، ويُعاد تشغيل الآلة بعد تركيب الإبرة والكهرباء مفصولة.</w:t>
+        <w:t xml:space="preserve">2.5. إذا كانت الإبرة كاملة، يعطي مسؤول الإبر إبرة جديدة واحدة مقابلها، وتُعاد تشغيل الماكينة بعد تركيب الإبرة والكهرباء مفصولة.</w:t>
       </w:r>
     </w:p>
     <w:p>
@@ -1406,7 +1897,25 @@
           <w:sz w:val="24"/>
           <w:szCs w:val="24"/>
         </w:rPr>
-        <w:t xml:space="preserve">2.6. سجّل التاريخ والوقت والخط والآلة والمشغل والموديل ورقم الربطة ونتيجة البحث وتوقيعَي المشغل والمراقب.</w:t>
+        <w:t xml:space="preserve">2.6. سجّل التاريخ والوقت والخط والماكينة والعامل والموديل ورقم الربطة ونتيجة البحث وتوقيعي العامل والمسؤول في نموذج متابعة الإبر المكسورة لضمان الجودة (EMS.QA.FRM.03.02).</w:t>
+      </w:r>
+    </w:p>
+    <w:p>
+      <w:pPr>
+        <w:pStyle w:val="ListeParagraf"/>
+        <w:bidi/>
+        <w:spacing w:after="80"/>
+        <w:ind w:left="0" w:right="709"/>
+        <w:jc w:val="both"/>
+      </w:pPr>
+      <w:r>
+        <w:rPr>
+          <w:rFonts w:ascii="Calibri" w:hAnsi="Calibri" w:cs="Arial"/>
+          <w:rtl/>
+          <w:sz w:val="24"/>
+          <w:szCs w:val="24"/>
+        </w:rPr>
+        <w:t xml:space="preserve">2.7. تُفحص القطعة مرة أخرى للتأكد من عدم وجود أجزاء قبل متابعة الخياطة؛ ويُتحقق من أن نوع الإبرة ومقاسها مناسبان للقماش.</w:t>
       </w:r>
     </w:p>
     <w:p>
@@ -1455,7 +1964,7 @@
           <w:sz w:val="24"/>
           <w:szCs w:val="24"/>
         </w:rPr>
-        <w:t xml:space="preserve">لا تركّب الإبرة والآلة في وضع التشغيل.</w:t>
+        <w:t xml:space="preserve">لا تركّب إبرة والماكينة مشغلة.</w:t>
       </w:r>
     </w:p>
     <w:p>
@@ -1497,7 +2006,7 @@
           <w:sz w:val="24"/>
           <w:szCs w:val="24"/>
         </w:rPr>
-        <w:t xml:space="preserve">لا تستعر إبرة من مشغل آخر ولا تحتفظ بإبر احتياطية عند الآلة.</w:t>
+        <w:t xml:space="preserve">لا تستعر إبرة من عامل آخر ولا تحتفظ بإبر احتياطية عند الماكينة.</w:t>
       </w:r>
     </w:p>
     <w:p>
@@ -1518,117 +2027,7 @@
           <w:sz w:val="24"/>
           <w:szCs w:val="24"/>
         </w:rPr>
-        <w:t xml:space="preserve">لا تواصل الخياطة على الملبس نفسه قبل أن ينهي مراقب الإبر الفحص.</w:t>
-      </w:r>
-    </w:p>
-    <w:p>
-      <w:pPr>
-        <w:pStyle w:val="ListeParagraf"/>
-        <w:bidi/>
-        <w:spacing w:after="80"/>
-        <w:ind w:left="0" w:right="709"/>
-        <w:jc w:val="both"/>
-      </w:pPr>
-    </w:p>
-    <w:p>
-      <w:pPr>
-        <w:pStyle w:val="ListeParagraf"/>
-        <w:bidi/>
-        <w:spacing w:before="120" w:after="60"/>
-        <w:ind w:left="0" w:right="709"/>
-      </w:pPr>
-      <w:r>
-        <w:rPr>
-          <w:rFonts w:ascii="Calibri" w:hAnsi="Calibri" w:cs="Arial"/>
-          <w:b/>
-          <w:bCs/>
-          <w:rtl/>
-          <w:sz w:val="24"/>
-          <w:szCs w:val="24"/>
-        </w:rPr>
-        <w:t xml:space="preserve">4. إذا تعذّر العثور على شظية</w:t>
-      </w:r>
-    </w:p>
-    <w:p>
-      <w:pPr>
-        <w:pStyle w:val="ListeParagraf"/>
-        <w:bidi/>
-        <w:spacing w:after="80"/>
-        <w:ind w:left="0" w:right="709"/>
-        <w:jc w:val="both"/>
-      </w:pPr>
-      <w:r>
-        <w:rPr>
-          <w:rFonts w:ascii="Calibri" w:hAnsi="Calibri" w:cs="Arial"/>
-          <w:rtl/>
-          <w:sz w:val="24"/>
-          <w:szCs w:val="24"/>
-        </w:rPr>
-        <w:t xml:space="preserve">4.1. يُفحص الملبس والربطة بالكامل بجهاز كشف المعادن اليدوي؛ وإذا لم يُعثر على القطعة، يوضع الملبس في الصندوق الأحمر «حجر – معادن».</w:t>
-      </w:r>
-    </w:p>
-    <w:p>
-      <w:pPr>
-        <w:pStyle w:val="ListeParagraf"/>
-        <w:bidi/>
-        <w:spacing w:after="80"/>
-        <w:ind w:left="0" w:right="709"/>
-        <w:jc w:val="both"/>
-      </w:pPr>
-      <w:r>
-        <w:rPr>
-          <w:rFonts w:ascii="Calibri" w:hAnsi="Calibri" w:cs="Arial"/>
-          <w:rtl/>
-          <w:sz w:val="24"/>
-          <w:szCs w:val="24"/>
-        </w:rPr>
-        <w:t xml:space="preserve">4.2. يُمرّر الملبس المحجوز عبر جهاز كشف المعادن ذي السير الناقل؛ وإذا اكتُشف معدن أو بقيت الشظية مفقودة، يُتلف الملبس، أما ملابس الرضع والأطفال فتُتلف دائمًا.</w:t>
-      </w:r>
-    </w:p>
-    <w:p>
-      <w:pPr>
-        <w:pStyle w:val="ListeParagraf"/>
-        <w:bidi/>
-        <w:spacing w:after="80"/>
-        <w:ind w:left="0" w:right="709"/>
-        <w:jc w:val="both"/>
-      </w:pPr>
-      <w:r>
-        <w:rPr>
-          <w:rFonts w:ascii="Calibri" w:hAnsi="Calibri" w:cs="Arial"/>
-          <w:rtl/>
-          <w:sz w:val="24"/>
-          <w:szCs w:val="24"/>
-        </w:rPr>
-        <w:t xml:space="preserve">4.3. يوقّع مدير ضمان الجودة على السجل قبل استكمال أي ربطة ذات صلة؛ ويُبلغ عن الحالة وفق EMS.QA.PRO.02.07. إجراء مراقبة الإبر والأدوات الحادة.</w:t>
-      </w:r>
-    </w:p>
-    <w:p>
-      <w:pPr>
-        <w:pStyle w:val="ListeParagraf"/>
-        <w:bidi/>
-        <w:spacing w:after="80"/>
-        <w:ind w:left="0" w:right="709"/>
-        <w:jc w:val="both"/>
-      </w:pPr>
-    </w:p>
-    <w:p>
-      <w:pPr>
-        <w:pStyle w:val="ListeParagraf"/>
-        <w:bidi/>
-        <w:spacing w:before="120" w:after="60"/>
-        <w:ind w:left="0" w:right="709"/>
-      </w:pPr>
-      <w:r>
-        <w:rPr>
-          <w:rFonts w:ascii="Calibri" w:hAnsi="Calibri" w:cs="Arial"/>
-          <w:b/>
-          <w:bCs/>
-          <w:rtl/>
-          <w:sz w:val="24"/>
-          <w:szCs w:val="24"/>
-        </w:rPr>
-        <w:t xml:space="preserve">5. الوثائق والسجلات ذات الصلة</w:t>
+        <w:t xml:space="preserve">لا تواصل الخياطة على القطعة نفسها قبل أن ينتهي مسؤول الإبر من الفحص.</w:t>
       </w:r>
     </w:p>
     <w:p>
@@ -1649,7 +2048,199 @@
           <w:sz w:val="24"/>
           <w:szCs w:val="24"/>
         </w:rPr>
-        <w:t xml:space="preserve">بطاقات سجل الإبر المكسورة وسجل صرف الإبر</w:t>
+        <w:t xml:space="preserve">ارتدِ واقي العينين وأبقِ واقي الإبرة في مكانه.</w:t>
+      </w:r>
+    </w:p>
+    <w:p>
+      <w:pPr>
+        <w:pStyle w:val="ListeParagraf"/>
+        <w:bidi/>
+        <w:spacing w:after="80"/>
+        <w:ind w:left="0" w:right="709"/>
+        <w:jc w:val="both"/>
+      </w:pPr>
+    </w:p>
+    <w:p>
+      <w:pPr>
+        <w:pStyle w:val="ListeParagraf"/>
+        <w:bidi/>
+        <w:spacing w:before="120" w:after="60"/>
+        <w:ind w:left="0" w:right="709"/>
+      </w:pPr>
+      <w:r>
+        <w:rPr>
+          <w:rFonts w:ascii="Calibri" w:hAnsi="Calibri" w:cs="Arial"/>
+          <w:b/>
+          <w:bCs/>
+          <w:rtl/>
+          <w:sz w:val="24"/>
+          <w:szCs w:val="24"/>
+        </w:rPr>
+        <w:t xml:space="preserve">4. إذا تعذّر العثور على جزء</w:t>
+      </w:r>
+    </w:p>
+    <w:p>
+      <w:pPr>
+        <w:pStyle w:val="ListeParagraf"/>
+        <w:bidi/>
+        <w:spacing w:after="80"/>
+        <w:ind w:left="0" w:right="709"/>
+        <w:jc w:val="both"/>
+      </w:pPr>
+      <w:r>
+        <w:rPr>
+          <w:rFonts w:ascii="Calibri" w:hAnsi="Calibri" w:cs="Arial"/>
+          <w:rtl/>
+          <w:sz w:val="24"/>
+          <w:szCs w:val="24"/>
+        </w:rPr>
+        <w:t xml:space="preserve">4.1. تُفحص القطعة والربطة كاملة بكاشف المعادن اليدوي؛ وإذا لم يُعثر على الجزء توضع القطعة في الصندوق الأحمر "حجر – معادن" ويُوقف الخط حتى اكتمال الفحص.</w:t>
+      </w:r>
+    </w:p>
+    <w:p>
+      <w:pPr>
+        <w:pStyle w:val="ListeParagraf"/>
+        <w:bidi/>
+        <w:spacing w:after="80"/>
+        <w:ind w:left="0" w:right="709"/>
+        <w:jc w:val="both"/>
+      </w:pPr>
+      <w:r>
+        <w:rPr>
+          <w:rFonts w:ascii="Calibri" w:hAnsi="Calibri" w:cs="Arial"/>
+          <w:rtl/>
+          <w:sz w:val="24"/>
+          <w:szCs w:val="24"/>
+        </w:rPr>
+        <w:t xml:space="preserve">4.2. تُمرَّر القطعة المحجورة عبر كاشف المعادن ذي السير الناقل؛ وإذا رُصد معدن أو ظل الجزء مفقودًا تُتلف القطعة، وتُتلف دائمًا في ملابس الأطفال والرضع.</w:t>
+      </w:r>
+    </w:p>
+    <w:p>
+      <w:pPr>
+        <w:pStyle w:val="ListeParagraf"/>
+        <w:bidi/>
+        <w:spacing w:after="80"/>
+        <w:ind w:left="0" w:right="709"/>
+        <w:jc w:val="both"/>
+      </w:pPr>
+      <w:r>
+        <w:rPr>
+          <w:rFonts w:ascii="Calibri" w:hAnsi="Calibri" w:cs="Arial"/>
+          <w:rtl/>
+          <w:sz w:val="24"/>
+          <w:szCs w:val="24"/>
+        </w:rPr>
+        <w:t xml:space="preserve">4.3. تُفحص كذلك القطع التي خيطت بعد الكسر على الماكينة نفسها إلى أن يُحسم أمر الجزء المفقود.</w:t>
+      </w:r>
+    </w:p>
+    <w:p>
+      <w:pPr>
+        <w:pStyle w:val="ListeParagraf"/>
+        <w:bidi/>
+        <w:spacing w:after="80"/>
+        <w:ind w:left="0" w:right="709"/>
+        <w:jc w:val="both"/>
+      </w:pPr>
+      <w:r>
+        <w:rPr>
+          <w:rFonts w:ascii="Calibri" w:hAnsi="Calibri" w:cs="Arial"/>
+          <w:rtl/>
+          <w:sz w:val="24"/>
+          <w:szCs w:val="24"/>
+        </w:rPr>
+        <w:t xml:space="preserve">4.4. يوقّع مدير ضمان الجودة على السجل قبل متابعة أي ربطة ذات صلة؛ ويُبلَّغ عن الحالة وفق EMS.QA.PRO.02.07. إجراء التحكم في الإبر والأدوات الحادة.</w:t>
+      </w:r>
+    </w:p>
+    <w:p>
+      <w:pPr>
+        <w:pStyle w:val="ListeParagraf"/>
+        <w:bidi/>
+        <w:spacing w:after="80"/>
+        <w:ind w:left="0" w:right="709"/>
+        <w:jc w:val="both"/>
+      </w:pPr>
+    </w:p>
+    <w:p>
+      <w:pPr>
+        <w:pStyle w:val="ListeParagraf"/>
+        <w:bidi/>
+        <w:spacing w:before="120" w:after="60"/>
+        <w:ind w:left="0" w:right="709"/>
+      </w:pPr>
+      <w:r>
+        <w:rPr>
+          <w:rFonts w:ascii="Calibri" w:hAnsi="Calibri" w:cs="Arial"/>
+          <w:b/>
+          <w:bCs/>
+          <w:rtl/>
+          <w:sz w:val="24"/>
+          <w:szCs w:val="24"/>
+        </w:rPr>
+        <w:t xml:space="preserve">5. الإجراء التصحيحي</w:t>
+      </w:r>
+    </w:p>
+    <w:p>
+      <w:pPr>
+        <w:pStyle w:val="ListeParagraf"/>
+        <w:bidi/>
+        <w:spacing w:after="80"/>
+        <w:ind w:left="0" w:right="709"/>
+        <w:jc w:val="both"/>
+      </w:pPr>
+      <w:r>
+        <w:rPr>
+          <w:rFonts w:ascii="Calibri" w:hAnsi="Calibri" w:cs="Arial"/>
+          <w:rtl/>
+          <w:sz w:val="24"/>
+          <w:szCs w:val="24"/>
+        </w:rPr>
+        <w:t xml:space="preserve">5.1. يُبلَّغ عن تكرار الكسر على الماكينة نفسها أو لدى العامل نفسه إلى الصيانة والمشرف؛ ويُحقَّق في السبب (إبرة خاطئة أو توقيت الماكينة أو القماش أو طريقة تعامل العامل) ويُصحَّح التدريب أو ضبط الماكينة.</w:t>
+      </w:r>
+    </w:p>
+    <w:p>
+      <w:pPr>
+        <w:pStyle w:val="ListeParagraf"/>
+        <w:bidi/>
+        <w:spacing w:after="80"/>
+        <w:ind w:left="0" w:right="709"/>
+        <w:jc w:val="both"/>
+      </w:pPr>
+      <w:r>
+        <w:rPr>
+          <w:rFonts w:ascii="Calibri" w:hAnsi="Calibri" w:cs="Arial"/>
+          <w:rtl/>
+          <w:sz w:val="24"/>
+          <w:szCs w:val="24"/>
+        </w:rPr>
+        <w:t xml:space="preserve">5.2. إن تعذّر حصر جزء من الإبرة أو غاب سجل الإبرة أو عُثر على جزء في قطعة جاهزة يُفتح إجراء تصحيحي ووقائي (DOP): يُوقف الخط، وتُفصل المنتجات المتأثرة وتُمرَّر عبر كاشف المعادن، ويُبلَّغ مدير ضمان الجودة ومدير الخياطة في اليوم نفسه، ويبدأ تحليل السبب الجذري خلال 24 ساعة، ولا يُغلق الإجراء قبل التحقق من فعاليته.</w:t>
+      </w:r>
+    </w:p>
+    <w:p>
+      <w:pPr>
+        <w:pStyle w:val="ListeParagraf"/>
+        <w:bidi/>
+        <w:spacing w:after="80"/>
+        <w:ind w:left="0" w:right="709"/>
+        <w:jc w:val="both"/>
+      </w:pPr>
+    </w:p>
+    <w:p>
+      <w:pPr>
+        <w:pStyle w:val="ListeParagraf"/>
+        <w:bidi/>
+        <w:spacing w:before="120" w:after="60"/>
+        <w:ind w:left="0" w:right="709"/>
+      </w:pPr>
+      <w:r>
+        <w:rPr>
+          <w:rFonts w:ascii="Calibri" w:hAnsi="Calibri" w:cs="Arial"/>
+          <w:b/>
+          <w:bCs/>
+          <w:rtl/>
+          <w:sz w:val="24"/>
+          <w:szCs w:val="24"/>
+        </w:rPr>
+        <w:t xml:space="preserve">6. الوثائق والسجلات ذات الصلة</w:t>
       </w:r>
     </w:p>
     <w:p>
@@ -1670,7 +2261,7 @@
           <w:sz w:val="24"/>
           <w:szCs w:val="24"/>
         </w:rPr>
-        <w:t xml:space="preserve">EMS.QA.PRO.02.07. إجراء مراقبة الإبر والأدوات الحادة</w:t>
+        <w:t xml:space="preserve">TLM-DIK-04 (تعليمات استرجاع الإبرة المكسورة وتسجيلها في نظام إدارة الجودة المدمجة في هذه التعليمات)</w:t>
       </w:r>
     </w:p>
     <w:p>
@@ -1691,7 +2282,91 @@
           <w:sz w:val="24"/>
           <w:szCs w:val="24"/>
         </w:rPr>
-        <w:t xml:space="preserve">EMS.QA.PRO.02.05. إجراء جهاز كشف المعادن؛ EMS.QA.PRO.02.11. إجراء سلامة ملابس الأطفال</w:t>
+        <w:t xml:space="preserve">بطاقات سجل الإبرة المكسورة وسجل صرف الإبر ونموذج EMS.QA.FRM.03.02 متابعة الإبر المكسورة لضمان الجودة</w:t>
+      </w:r>
+    </w:p>
+    <w:p>
+      <w:pPr>
+        <w:pStyle w:val="ListeParagraf"/>
+        <w:numPr>
+          <w:ilvl w:val="0"/>
+          <w:numId w:val="1"/>
+        </w:numPr>
+        <w:bidi/>
+        <w:spacing w:after="60"/>
+        <w:jc w:val="both"/>
+      </w:pPr>
+      <w:r>
+        <w:rPr>
+          <w:rFonts w:ascii="Calibri" w:hAnsi="Calibri" w:cs="Arial"/>
+          <w:rtl/>
+          <w:sz w:val="24"/>
+          <w:szCs w:val="24"/>
+        </w:rPr>
+        <w:t xml:space="preserve">EMS.QA.PRO.02.07. إجراء التحكم في الإبر والأدوات الحادة</w:t>
+      </w:r>
+    </w:p>
+    <w:p>
+      <w:pPr>
+        <w:pStyle w:val="ListeParagraf"/>
+        <w:numPr>
+          <w:ilvl w:val="0"/>
+          <w:numId w:val="1"/>
+        </w:numPr>
+        <w:bidi/>
+        <w:spacing w:after="60"/>
+        <w:jc w:val="both"/>
+      </w:pPr>
+      <w:r>
+        <w:rPr>
+          <w:rFonts w:ascii="Calibri" w:hAnsi="Calibri" w:cs="Arial"/>
+          <w:rtl/>
+          <w:sz w:val="24"/>
+          <w:szCs w:val="24"/>
+        </w:rPr>
+        <w:t xml:space="preserve">PRS-UTU-03 إجراء كاشف المعادن (نظام إدارة الجودة)؛ EMS.QA.PRO.02.11. إجراء سلامة ملابس الأطفال</w:t>
+      </w:r>
+    </w:p>
+    <w:p>
+      <w:pPr>
+        <w:pStyle w:val="ListeParagraf"/>
+        <w:numPr>
+          <w:ilvl w:val="0"/>
+          <w:numId w:val="1"/>
+        </w:numPr>
+        <w:bidi/>
+        <w:spacing w:after="60"/>
+        <w:jc w:val="both"/>
+      </w:pPr>
+      <w:r>
+        <w:rPr>
+          <w:rFonts w:ascii="Calibri" w:hAnsi="Calibri" w:cs="Arial"/>
+          <w:rtl/>
+          <w:sz w:val="24"/>
+          <w:szCs w:val="24"/>
+        </w:rPr>
+        <w:t xml:space="preserve">EMS.ÜR.PRO.05.09. إجراء الإنتاج في الخياطة</w:t>
+      </w:r>
+    </w:p>
+    <w:p>
+      <w:pPr>
+        <w:pStyle w:val="ListeParagraf"/>
+        <w:numPr>
+          <w:ilvl w:val="0"/>
+          <w:numId w:val="1"/>
+        </w:numPr>
+        <w:bidi/>
+        <w:spacing w:after="60"/>
+        <w:jc w:val="both"/>
+      </w:pPr>
+      <w:r>
+        <w:rPr>
+          <w:rFonts w:ascii="Calibri" w:hAnsi="Calibri" w:cs="Arial"/>
+          <w:rtl/>
+          <w:sz w:val="24"/>
+          <w:szCs w:val="24"/>
+        </w:rPr>
+        <w:t xml:space="preserve">تُحفظ السجلات لمدة 3 سنوات.</w:t>
       </w:r>
     </w:p>
     <w:p>
@@ -1719,7 +2394,7 @@
           <w:sz w:val="24"/>
           <w:szCs w:val="24"/>
         </w:rPr>
-        <w:t xml:space="preserve">6. التغذية الراجعة والمتابعة</w:t>
+        <w:t xml:space="preserve">7. التغذية الراجعة والمتابعة</w:t>
       </w:r>
     </w:p>
     <w:p>
@@ -1737,10 +2412,9 @@
           <w:sz w:val="24"/>
           <w:szCs w:val="24"/>
         </w:rPr>
-        <w:t xml:space="preserve">يراجع قسما ضمان الجودة والصيانة شهريًا عدد الإبر المكسورة لكل خط وعدد الشظايا المفقودة لتحديد الأسباب (إبرة غير مناسبة، توقيت الآلة، القماش). ويُراجع مدير ضمان الجودة هذه التعليمات سنويًا أو بعد أي شكوى من العميل تتعلق بالمعادن.</w:t>
-      </w:r>
-    </w:p>
-    <w:p/>
+        <w:t xml:space="preserve">يراجع قسم ضمان الجودة والصيانة شهريًا عدد الإبر المكسورة لكل خط واكتمال سجلات الإبر المكسورة (المستهدف 100%) وعدد الأجزاء المفقودة (المستهدف: لا جزء متبقٍ في المنتجات) لمعرفة الأسباب (إبرة خاطئة أو توقيت الماكينة أو القماش). وتُغلق إجراءات DOP المفتوحة خلال 15 يومًا. ويراجع مدير ضمان الجودة هذه التعليمات سنويًا أو بعد أي شكوى عميل متعلقة بالمعادن.</w:t>
+      </w:r>
+    </w:p>
     <w:p>
       <w:pPr>
         <w:pStyle w:val="ListeParagraf"/>
@@ -2982,6 +3656,57 @@
     </w:tbl>
     <w:p>
       <w:pPr>
+        <w:pStyle w:val="ListeParagraf"/>
+        <w:spacing w:before="160" w:after="0"/>
+        <w:ind w:left="709"/>
+      </w:pPr>
+      <w:r>
+        <w:rPr>
+          <w:rFonts w:ascii="Calibri" w:hAnsi="Calibri" w:cs="Calibri"/>
+          <w:b/>
+          <w:bCs/>
+          <w:sz w:val="20"/>
+          <w:szCs w:val="20"/>
+        </w:rPr>
+        <w:t xml:space="preserve">Hazırlayan: Kalite Güvence Müdürü  ..........................</w:t>
+      </w:r>
+    </w:p>
+    <w:p>
+      <w:pPr>
+        <w:pStyle w:val="ListeParagraf"/>
+        <w:spacing w:before="40" w:after="0"/>
+        <w:ind w:left="709"/>
+      </w:pPr>
+      <w:r>
+        <w:rPr>
+          <w:rFonts w:ascii="Calibri" w:hAnsi="Calibri" w:cs="Calibri"/>
+          <w:b/>
+          <w:bCs/>
+          <w:sz w:val="20"/>
+          <w:szCs w:val="20"/>
+        </w:rPr>
+        <w:t xml:space="preserve">Kontrol: Üretim Müdürü  ..........................</w:t>
+      </w:r>
+    </w:p>
+    <w:p>
+      <w:pPr>
+        <w:pStyle w:val="ListeParagraf"/>
+        <w:spacing w:before="40" w:after="0"/>
+        <w:ind w:left="709"/>
+      </w:pPr>
+      <w:r>
+        <w:rPr>
+          <w:rFonts w:ascii="Calibri" w:hAnsi="Calibri" w:cs="Calibri"/>
+          <w:b/>
+          <w:bCs/>
+          <w:sz w:val="20"/>
+          <w:szCs w:val="20"/>
+        </w:rPr>
+        <w:t xml:space="preserve">Kalite Müdürü: ..........................    Fabrika Müdürü: ..........................</w:t>
+      </w:r>
+    </w:p>
+    <w:p>
+      <w:pPr>
         <w:spacing w:before="0" w:after="0" w:line="20" w:lineRule="exact"/>
         <w:rPr>
           <w:vanish/>
@@ -3522,7 +4247,7 @@
               <w:sz w:val="16"/>
               <w:szCs w:val="16"/>
             </w:rPr>
-            <w:t>0</w:t>
+            <w:t>1</w:t>
           </w:r>
         </w:p>
         <w:p>
@@ -3541,7 +4266,7 @@
               <w:sz w:val="16"/>
               <w:szCs w:val="16"/>
             </w:rPr>
-            <w:t>… / … / …</w:t>
+            <w:t>14.10.2026</w:t>
           </w:r>
         </w:p>
       </w:tc>

--- a/prosedurler/EMS.QA.TL.02.02. Broken Needle Replacement Instruction.docx
+++ b/prosedurler/EMS.QA.TL.02.02. Broken Needle Replacement Instruction.docx
@@ -32,7 +32,7 @@
           <w:sz w:val="24"/>
           <w:szCs w:val="24"/>
         </w:rPr>
-        <w:t xml:space="preserve">This instruction describes what a sewing, overlock, flatlock, button or embroidery machine operator and the needle controller must do when a needle breaks, and how the broken needle is recovered and recorded (QMS instruction TLM-DIK-04), so that no needle fragment remains in a garment and every new needle is issued only against the old one at Eroglu Knitting (EMS).</w:t>
+        <w:t xml:space="preserve">This instruction describes what a sewing, overlock, flatlock, button or embroidery machine operator and the needle controller must do when a needle breaks, and how the broken needle is recovered and recorded (QMS instruction EMS.QA.TL.02.02), so that no needle fragment remains in a garment and every new needle is issued only against the old one at Eroglu Knitting (EMS).</w:t>
       </w:r>
     </w:p>
     <w:p>
@@ -553,7 +553,7 @@
           <w:sz w:val="24"/>
           <w:szCs w:val="24"/>
         </w:rPr>
-        <w:t xml:space="preserve">1.3. The metal detector used for finished garments is verified with the test piece at the start of each shift (see PRS-UTU-03).</w:t>
+        <w:t xml:space="preserve">1.3. The metal detector used for finished garments is verified with the test piece at the start of each shift (see EMS.QA.PRO.02.07).</w:t>
       </w:r>
     </w:p>
     <w:p>
@@ -1000,7 +1000,7 @@
           <w:sz w:val="24"/>
           <w:szCs w:val="24"/>
         </w:rPr>
-        <w:t xml:space="preserve">TLM-DIK-04 (QMS broken needle recovery and record instruction merged into this instruction)</w:t>
+        <w:t xml:space="preserve">EMS.QA.TL.02.02 (QMS broken needle recovery and record instruction merged into this instruction)</w:t>
       </w:r>
     </w:p>
     <w:p>
@@ -1057,7 +1057,7 @@
           <w:sz w:val="24"/>
           <w:szCs w:val="24"/>
         </w:rPr>
-        <w:t xml:space="preserve">PRS-UTU-03 Metal Detection Procedure (QMS); EMS.QA.PRO.02.11. Children's Wear Safety Procedure</w:t>
+        <w:t xml:space="preserve">EMS.QA.PRO.02.07 Metal Detection Procedure (QMS); EMS.QA.PRO.02.11. Children's Wear Safety Procedure</w:t>
       </w:r>
     </w:p>
     <w:p>
@@ -1178,7 +1178,7 @@
           <w:sz w:val="24"/>
           <w:szCs w:val="24"/>
         </w:rPr>
-        <w:t xml:space="preserve">تصف هذه التعليمات ما يجب أن يفعله عامل ماكينة الخياطة أو الأوفرلوك أو الفلات لوك أو الأزرار أو التطريز ومسؤول الإبر عند كسر إبرة، وكيفية استرجاع الإبرة المكسورة وتسجيلها (تعليمات نظام إدارة الجودة TLM-DIK-04)، بحيث لا يبقى أي جزء من الإبرة داخل أي قطعة ملابس، ولا تُصرف إبرة جديدة إلا مقابل الإبرة القديمة لدى شركة إيروغلو للتريكو (EMS).</w:t>
+        <w:t xml:space="preserve">تصف هذه التعليمات ما يجب أن يفعله عامل ماكينة الخياطة أو الأوفرلوك أو الفلات لوك أو الأزرار أو التطريز ومسؤول الإبر عند كسر إبرة، وكيفية استرجاع الإبرة المكسورة وتسجيلها (تعليمات نظام إدارة الجودة EMS.QA.TL.02.02)، بحيث لا يبقى أي جزء من الإبرة داخل أي قطعة ملابس، ولا تُصرف إبرة جديدة إلا مقابل الإبرة القديمة لدى شركة إيروغلو للتريكو (EMS).</w:t>
       </w:r>
     </w:p>
     <w:p>
@@ -1761,7 +1761,7 @@
           <w:sz w:val="24"/>
           <w:szCs w:val="24"/>
         </w:rPr>
-        <w:t xml:space="preserve">1.3. يُتحقق من كاشف المعادن المستخدم للملابس الجاهزة بقطعة الاختبار في بداية كل وردية (انظر PRS-UTU-03).</w:t>
+        <w:t xml:space="preserve">1.3. يُتحقق من كاشف المعادن المستخدم للملابس الجاهزة بقطعة الاختبار في بداية كل وردية (انظر EMS.QA.PRO.02.07).</w:t>
       </w:r>
     </w:p>
     <w:p>
@@ -2261,7 +2261,7 @@
           <w:sz w:val="24"/>
           <w:szCs w:val="24"/>
         </w:rPr>
-        <w:t xml:space="preserve">TLM-DIK-04 (تعليمات استرجاع الإبرة المكسورة وتسجيلها في نظام إدارة الجودة المدمجة في هذه التعليمات)</w:t>
+        <w:t xml:space="preserve">EMS.QA.TL.02.02 (تعليمات استرجاع الإبرة المكسورة وتسجيلها في نظام إدارة الجودة المدمجة في هذه التعليمات)</w:t>
       </w:r>
     </w:p>
     <w:p>
@@ -2324,7 +2324,7 @@
           <w:sz w:val="24"/>
           <w:szCs w:val="24"/>
         </w:rPr>
-        <w:t xml:space="preserve">PRS-UTU-03 إجراء كاشف المعادن (نظام إدارة الجودة)؛ EMS.QA.PRO.02.11. إجراء سلامة ملابس الأطفال</w:t>
+        <w:t xml:space="preserve">EMS.QA.PRO.02.07 إجراء كاشف المعادن (نظام إدارة الجودة)؛ EMS.QA.PRO.02.11. إجراء سلامة ملابس الأطفال</w:t>
       </w:r>
     </w:p>
     <w:p>
